--- a/docs/экология_2025/Справка_рус.docx
+++ b/docs/экология_2025/Справка_рус.docx
@@ -44,22 +44,7 @@
           <w:lang w:val="ru-RU"/>
         </w:rPr>
         <w:br/>
-      </w:r>
-      <w:proofErr w:type="gramStart"/>
-      <w:r>
-        <w:rPr>
-          <w:sz w:val="20"/>
-          <w:lang w:val="ru-RU"/>
-        </w:rPr>
-        <w:t>Р.Т.</w:t>
-      </w:r>
-      <w:proofErr w:type="gramEnd"/>
-      <w:r>
-        <w:rPr>
-          <w:sz w:val="20"/>
-          <w:lang w:val="ru-RU"/>
-        </w:rPr>
-        <w:t xml:space="preserve"> Акулову</w:t>
+        <w:t>Р.Т. Акулову</w:t>
       </w:r>
     </w:p>
     <w:p>
@@ -95,7 +80,55 @@
         <w:rPr>
           <w:lang w:val="ru-RU"/>
         </w:rPr>
-        <w:t>Филиал ОсОО «АйБиКон» в КР предоставляет первичные данные об охране окружающей среды за период с 1 января по 31 декабря 2025 года:</w:t>
+        <w:t xml:space="preserve">Филиал ОсОО «АйБиКон» в КР предоставляет первичные данные об охране окружающей среды за период с </w:t>
+      </w:r>
+      <w:r>
+        <w:rPr>
+          <w:lang w:val="ru-RU"/>
+        </w:rPr>
+        <w:t>19</w:t>
+      </w:r>
+      <w:r>
+        <w:rPr>
+          <w:lang w:val="ru-RU"/>
+        </w:rPr>
+        <w:t xml:space="preserve"> </w:t>
+      </w:r>
+      <w:r>
+        <w:rPr>
+          <w:lang w:val="ru-RU"/>
+        </w:rPr>
+        <w:t>марта</w:t>
+      </w:r>
+      <w:r>
+        <w:rPr>
+          <w:lang w:val="ru-RU"/>
+        </w:rPr>
+        <w:t xml:space="preserve"> по 31 </w:t>
+      </w:r>
+      <w:r>
+        <w:rPr>
+          <w:lang w:val="ru-RU"/>
+        </w:rPr>
+        <w:t>июля</w:t>
+      </w:r>
+      <w:r>
+        <w:rPr>
+          <w:lang w:val="ru-RU"/>
+        </w:rPr>
+        <w:t xml:space="preserve"> 202</w:t>
+      </w:r>
+      <w:r>
+        <w:rPr>
+          <w:lang w:val="ru-RU"/>
+        </w:rPr>
+        <w:t>6</w:t>
+      </w:r>
+      <w:r>
+        <w:rPr>
+          <w:lang w:val="ru-RU"/>
+        </w:rPr>
+        <w:t xml:space="preserve"> года:</w:t>
       </w:r>
     </w:p>
     <w:tbl>
@@ -746,18 +779,8 @@
                 <w:szCs w:val="16"/>
                 <w:lang w:val="ru-RU"/>
               </w:rPr>
-              <w:t xml:space="preserve">питание в столовой по договору с </w:t>
+              <w:t>питание в столовой по договору с ХелсиФуд</w:t>
             </w:r>
-            <w:proofErr w:type="spellStart"/>
-            <w:r>
-              <w:rPr>
-                <w:sz w:val="16"/>
-                <w:szCs w:val="16"/>
-                <w:lang w:val="ru-RU"/>
-              </w:rPr>
-              <w:t>ХелсиФуд</w:t>
-            </w:r>
-            <w:proofErr w:type="spellEnd"/>
           </w:p>
         </w:tc>
       </w:tr>
@@ -1126,7 +1149,6 @@
           <w:lang w:val="ru-RU"/>
         </w:rPr>
       </w:pPr>
-      <w:proofErr w:type="gramStart"/>
       <w:r>
         <w:rPr>
           <w:sz w:val="20"/>
@@ -1141,27 +1163,8 @@
           <w:szCs w:val="20"/>
           <w:lang w:val="ru-RU"/>
         </w:rPr>
-        <w:t>:</w:t>
+        <w:t>: _________________ Громыко С.С.</w:t>
       </w:r>
-      <w:proofErr w:type="gramEnd"/>
-      <w:r>
-        <w:rPr>
-          <w:sz w:val="20"/>
-          <w:szCs w:val="20"/>
-          <w:lang w:val="ru-RU"/>
-        </w:rPr>
-        <w:t xml:space="preserve"> _________________ Громыко </w:t>
-      </w:r>
-      <w:proofErr w:type="gramStart"/>
-      <w:r>
-        <w:rPr>
-          <w:sz w:val="20"/>
-          <w:szCs w:val="20"/>
-          <w:lang w:val="ru-RU"/>
-        </w:rPr>
-        <w:t>С.С.</w:t>
-      </w:r>
-      <w:proofErr w:type="gramEnd"/>
     </w:p>
     <w:p>
       <w:pPr>
@@ -1268,25 +1271,7 @@
           <w:szCs w:val="20"/>
           <w:lang w:val="ru-RU"/>
         </w:rPr>
-        <w:t>Банк: Филиал «</w:t>
-      </w:r>
-      <w:proofErr w:type="spellStart"/>
-      <w:r>
-        <w:rPr>
-          <w:sz w:val="20"/>
-          <w:szCs w:val="20"/>
-          <w:lang w:val="ru-RU"/>
-        </w:rPr>
-        <w:t>Мбанк</w:t>
-      </w:r>
-      <w:proofErr w:type="spellEnd"/>
-      <w:r>
-        <w:rPr>
-          <w:sz w:val="20"/>
-          <w:szCs w:val="20"/>
-          <w:lang w:val="ru-RU"/>
-        </w:rPr>
-        <w:t xml:space="preserve"> Азия Молл» ОАО «МБАНК»</w:t>
+        <w:t>Банк: Филиал «Мбанк Азия Молл» ОАО «МБАНК»</w:t>
       </w:r>
     </w:p>
     <w:p>
@@ -1305,21 +1290,12 @@
         </w:rPr>
         <w:t xml:space="preserve">Адрес: КР, г. Бишкек, пр. </w:t>
       </w:r>
-      <w:proofErr w:type="spellStart"/>
       <w:r>
         <w:rPr>
           <w:sz w:val="20"/>
           <w:szCs w:val="20"/>
         </w:rPr>
-        <w:t>Чынгыза</w:t>
-      </w:r>
-      <w:proofErr w:type="spellEnd"/>
-      <w:r>
-        <w:rPr>
-          <w:sz w:val="20"/>
-          <w:szCs w:val="20"/>
-        </w:rPr>
-        <w:t xml:space="preserve"> Айтматова, д. 37/1, 720044</w:t>
+        <w:t>Чынгыза Айтматова, д. 37/1, 720044</w:t>
       </w:r>
     </w:p>
     <w:p>

--- a/docs/экология_2025/Справка_рус.docx
+++ b/docs/экология_2025/Справка_рус.docx
@@ -44,7 +44,22 @@
           <w:lang w:val="ru-RU"/>
         </w:rPr>
         <w:br/>
-        <w:t>Р.Т. Акулову</w:t>
+      </w:r>
+      <w:proofErr w:type="gramStart"/>
+      <w:r>
+        <w:rPr>
+          <w:sz w:val="20"/>
+          <w:lang w:val="ru-RU"/>
+        </w:rPr>
+        <w:t>Р.Т.</w:t>
+      </w:r>
+      <w:proofErr w:type="gramEnd"/>
+      <w:r>
+        <w:rPr>
+          <w:sz w:val="20"/>
+          <w:lang w:val="ru-RU"/>
+        </w:rPr>
+        <w:t xml:space="preserve"> Акулову</w:t>
       </w:r>
     </w:p>
     <w:p>
@@ -163,12 +178,69 @@
             <w:tcW w:w="2160" w:type="dxa"/>
           </w:tcPr>
           <w:p>
+            <w:proofErr w:type="spellStart"/>
             <w:r>
               <w:rPr>
                 <w:b/>
                 <w:sz w:val="18"/>
               </w:rPr>
-              <w:t>Наименование показателя</w:t>
+              <w:t>Наименование</w:t>
+            </w:r>
+            <w:proofErr w:type="spellEnd"/>
+            <w:r>
+              <w:rPr>
+                <w:b/>
+                <w:sz w:val="18"/>
+              </w:rPr>
+              <w:t xml:space="preserve"> </w:t>
+            </w:r>
+            <w:proofErr w:type="spellStart"/>
+            <w:r>
+              <w:rPr>
+                <w:b/>
+                <w:sz w:val="18"/>
+              </w:rPr>
+              <w:t>показателя</w:t>
+            </w:r>
+            <w:proofErr w:type="spellEnd"/>
+          </w:p>
+        </w:tc>
+        <w:tc>
+          <w:tcPr>
+            <w:tcW w:w="2160" w:type="dxa"/>
+          </w:tcPr>
+          <w:p>
+            <w:proofErr w:type="spellStart"/>
+            <w:r>
+              <w:rPr>
+                <w:b/>
+                <w:sz w:val="18"/>
+              </w:rPr>
+              <w:t>Ед</w:t>
+            </w:r>
+            <w:proofErr w:type="spellEnd"/>
+            <w:r>
+              <w:rPr>
+                <w:b/>
+                <w:sz w:val="18"/>
+              </w:rPr>
+              <w:t xml:space="preserve">. </w:t>
+            </w:r>
+            <w:proofErr w:type="spellStart"/>
+            <w:r>
+              <w:rPr>
+                <w:b/>
+                <w:sz w:val="18"/>
+              </w:rPr>
+              <w:t>изм</w:t>
+            </w:r>
+            <w:proofErr w:type="spellEnd"/>
+            <w:r>
+              <w:rPr>
+                <w:b/>
+                <w:sz w:val="18"/>
+              </w:rPr>
+              <w:t>.</w:t>
             </w:r>
           </w:p>
         </w:tc>
@@ -177,20 +249,7 @@
             <w:tcW w:w="2160" w:type="dxa"/>
           </w:tcPr>
           <w:p>
-            <w:r>
-              <w:rPr>
-                <w:b/>
-                <w:sz w:val="18"/>
-              </w:rPr>
-              <w:t>Ед. изм.</w:t>
-            </w:r>
-          </w:p>
-        </w:tc>
-        <w:tc>
-          <w:tcPr>
-            <w:tcW w:w="2160" w:type="dxa"/>
-          </w:tcPr>
-          <w:p>
+            <w:proofErr w:type="spellStart"/>
             <w:r>
               <w:rPr>
                 <w:b/>
@@ -198,6 +257,7 @@
               </w:rPr>
               <w:t>Значение</w:t>
             </w:r>
+            <w:proofErr w:type="spellEnd"/>
           </w:p>
         </w:tc>
       </w:tr>
@@ -220,12 +280,28 @@
             <w:tcW w:w="2160" w:type="dxa"/>
           </w:tcPr>
           <w:p>
+            <w:proofErr w:type="spellStart"/>
             <w:r>
               <w:rPr>
                 <w:sz w:val="16"/>
               </w:rPr>
-              <w:t>Дизельное топливо</w:t>
+              <w:t>Дизельное</w:t>
             </w:r>
+            <w:proofErr w:type="spellEnd"/>
+            <w:r>
+              <w:rPr>
+                <w:sz w:val="16"/>
+              </w:rPr>
+              <w:t xml:space="preserve"> </w:t>
+            </w:r>
+            <w:proofErr w:type="spellStart"/>
+            <w:r>
+              <w:rPr>
+                <w:sz w:val="16"/>
+              </w:rPr>
+              <w:t>топливо</w:t>
+            </w:r>
+            <w:proofErr w:type="spellEnd"/>
           </w:p>
         </w:tc>
         <w:tc>
@@ -233,12 +309,14 @@
             <w:tcW w:w="2160" w:type="dxa"/>
           </w:tcPr>
           <w:p>
+            <w:proofErr w:type="spellStart"/>
             <w:r>
               <w:rPr>
                 <w:sz w:val="16"/>
               </w:rPr>
               <w:t>тн</w:t>
             </w:r>
+            <w:proofErr w:type="spellEnd"/>
           </w:p>
         </w:tc>
         <w:tc>
@@ -246,11 +324,20 @@
             <w:tcW w:w="2160" w:type="dxa"/>
           </w:tcPr>
           <w:p>
+            <w:pPr>
+              <w:rPr>
+                <w:sz w:val="16"/>
+                <w:szCs w:val="16"/>
+                <w:lang w:val="ru-RU"/>
+              </w:rPr>
+            </w:pPr>
             <w:r>
               <w:rPr>
                 <w:sz w:val="16"/>
+                <w:szCs w:val="16"/>
+                <w:lang w:val="ru-RU"/>
               </w:rPr>
-              <w:t>20</w:t>
+              <w:t>11,5</w:t>
             </w:r>
           </w:p>
         </w:tc>
@@ -274,12 +361,14 @@
             <w:tcW w:w="2160" w:type="dxa"/>
           </w:tcPr>
           <w:p>
+            <w:proofErr w:type="spellStart"/>
             <w:r>
               <w:rPr>
                 <w:sz w:val="16"/>
               </w:rPr>
               <w:t>Бензин</w:t>
             </w:r>
+            <w:proofErr w:type="spellEnd"/>
           </w:p>
         </w:tc>
         <w:tc>
@@ -287,12 +376,14 @@
             <w:tcW w:w="2160" w:type="dxa"/>
           </w:tcPr>
           <w:p>
+            <w:proofErr w:type="spellStart"/>
             <w:r>
               <w:rPr>
                 <w:sz w:val="16"/>
               </w:rPr>
               <w:t>тн</w:t>
             </w:r>
+            <w:proofErr w:type="spellEnd"/>
           </w:p>
         </w:tc>
         <w:tc>
@@ -300,11 +391,17 @@
             <w:tcW w:w="2160" w:type="dxa"/>
           </w:tcPr>
           <w:p>
+            <w:pPr>
+              <w:rPr>
+                <w:lang w:val="ru-RU"/>
+              </w:rPr>
+            </w:pPr>
             <w:r>
               <w:rPr>
                 <w:sz w:val="16"/>
+                <w:lang w:val="ru-RU"/>
               </w:rPr>
-              <w:t>3</w:t>
+              <w:t>1,8</w:t>
             </w:r>
           </w:p>
         </w:tc>
@@ -328,12 +425,14 @@
             <w:tcW w:w="2160" w:type="dxa"/>
           </w:tcPr>
           <w:p>
+            <w:proofErr w:type="spellStart"/>
             <w:r>
               <w:rPr>
                 <w:sz w:val="16"/>
               </w:rPr>
               <w:t>Уголь</w:t>
             </w:r>
+            <w:proofErr w:type="spellEnd"/>
           </w:p>
         </w:tc>
         <w:tc>
@@ -341,12 +440,14 @@
             <w:tcW w:w="2160" w:type="dxa"/>
           </w:tcPr>
           <w:p>
+            <w:proofErr w:type="spellStart"/>
             <w:r>
               <w:rPr>
                 <w:sz w:val="16"/>
               </w:rPr>
               <w:t>тн</w:t>
             </w:r>
+            <w:proofErr w:type="spellEnd"/>
           </w:p>
         </w:tc>
         <w:tc>
@@ -382,12 +483,14 @@
             <w:tcW w:w="2160" w:type="dxa"/>
           </w:tcPr>
           <w:p>
+            <w:proofErr w:type="spellStart"/>
             <w:r>
               <w:rPr>
                 <w:sz w:val="16"/>
               </w:rPr>
               <w:t>Мазут</w:t>
             </w:r>
+            <w:proofErr w:type="spellEnd"/>
           </w:p>
         </w:tc>
         <w:tc>
@@ -395,12 +498,14 @@
             <w:tcW w:w="2160" w:type="dxa"/>
           </w:tcPr>
           <w:p>
+            <w:proofErr w:type="spellStart"/>
             <w:r>
               <w:rPr>
                 <w:sz w:val="16"/>
               </w:rPr>
               <w:t>кг</w:t>
             </w:r>
+            <w:proofErr w:type="spellEnd"/>
           </w:p>
         </w:tc>
         <w:tc>
@@ -436,12 +541,14 @@
             <w:tcW w:w="2160" w:type="dxa"/>
           </w:tcPr>
           <w:p>
+            <w:proofErr w:type="spellStart"/>
             <w:r>
               <w:rPr>
                 <w:sz w:val="16"/>
               </w:rPr>
               <w:t>Электроды</w:t>
             </w:r>
+            <w:proofErr w:type="spellEnd"/>
           </w:p>
         </w:tc>
         <w:tc>
@@ -449,12 +556,14 @@
             <w:tcW w:w="2160" w:type="dxa"/>
           </w:tcPr>
           <w:p>
+            <w:proofErr w:type="spellStart"/>
             <w:r>
               <w:rPr>
                 <w:sz w:val="16"/>
               </w:rPr>
               <w:t>тн</w:t>
             </w:r>
+            <w:proofErr w:type="spellEnd"/>
           </w:p>
         </w:tc>
         <w:tc>
@@ -475,7 +584,7 @@
                 <w:szCs w:val="16"/>
                 <w:lang w:val="ru-RU"/>
               </w:rPr>
-              <w:t>1,5</w:t>
+              <w:t>0,3</w:t>
             </w:r>
           </w:p>
         </w:tc>
@@ -499,12 +608,28 @@
             <w:tcW w:w="2160" w:type="dxa"/>
           </w:tcPr>
           <w:p>
+            <w:proofErr w:type="spellStart"/>
             <w:r>
               <w:rPr>
                 <w:sz w:val="16"/>
               </w:rPr>
-              <w:t>Сточные воды</w:t>
+              <w:t>Сточные</w:t>
             </w:r>
+            <w:proofErr w:type="spellEnd"/>
+            <w:r>
+              <w:rPr>
+                <w:sz w:val="16"/>
+              </w:rPr>
+              <w:t xml:space="preserve"> </w:t>
+            </w:r>
+            <w:proofErr w:type="spellStart"/>
+            <w:r>
+              <w:rPr>
+                <w:sz w:val="16"/>
+              </w:rPr>
+              <w:t>воды</w:t>
+            </w:r>
+            <w:proofErr w:type="spellEnd"/>
           </w:p>
         </w:tc>
         <w:tc>
@@ -565,12 +690,28 @@
             <w:tcW w:w="2160" w:type="dxa"/>
           </w:tcPr>
           <w:p>
+            <w:proofErr w:type="spellStart"/>
             <w:r>
               <w:rPr>
                 <w:sz w:val="16"/>
               </w:rPr>
-              <w:t>Твёрдые отходы</w:t>
+              <w:t>Твёрдые</w:t>
             </w:r>
+            <w:proofErr w:type="spellEnd"/>
+            <w:r>
+              <w:rPr>
+                <w:sz w:val="16"/>
+              </w:rPr>
+              <w:t xml:space="preserve"> </w:t>
+            </w:r>
+            <w:proofErr w:type="spellStart"/>
+            <w:r>
+              <w:rPr>
+                <w:sz w:val="16"/>
+              </w:rPr>
+              <w:t>отходы</w:t>
+            </w:r>
+            <w:proofErr w:type="spellEnd"/>
           </w:p>
         </w:tc>
         <w:tc>
@@ -578,12 +719,14 @@
             <w:tcW w:w="2160" w:type="dxa"/>
           </w:tcPr>
           <w:p>
+            <w:proofErr w:type="spellStart"/>
             <w:r>
               <w:rPr>
                 <w:sz w:val="16"/>
               </w:rPr>
               <w:t>тн</w:t>
             </w:r>
+            <w:proofErr w:type="spellEnd"/>
           </w:p>
         </w:tc>
         <w:tc>
@@ -591,11 +734,17 @@
             <w:tcW w:w="2160" w:type="dxa"/>
           </w:tcPr>
           <w:p>
+            <w:pPr>
+              <w:rPr>
+                <w:lang w:val="ru-RU"/>
+              </w:rPr>
+            </w:pPr>
             <w:r>
               <w:rPr>
                 <w:sz w:val="16"/>
+                <w:lang w:val="ru-RU"/>
               </w:rPr>
-              <w:t>25</w:t>
+              <w:t>12</w:t>
             </w:r>
           </w:p>
         </w:tc>
@@ -679,12 +828,42 @@
             <w:tcW w:w="2160" w:type="dxa"/>
           </w:tcPr>
           <w:p>
+            <w:proofErr w:type="spellStart"/>
             <w:r>
               <w:rPr>
                 <w:sz w:val="16"/>
               </w:rPr>
-              <w:t>Среднесписочная численность работников</w:t>
+              <w:t>Среднесписочная</w:t>
             </w:r>
+            <w:proofErr w:type="spellEnd"/>
+            <w:r>
+              <w:rPr>
+                <w:sz w:val="16"/>
+              </w:rPr>
+              <w:t xml:space="preserve"> </w:t>
+            </w:r>
+            <w:proofErr w:type="spellStart"/>
+            <w:r>
+              <w:rPr>
+                <w:sz w:val="16"/>
+              </w:rPr>
+              <w:t>численность</w:t>
+            </w:r>
+            <w:proofErr w:type="spellEnd"/>
+            <w:r>
+              <w:rPr>
+                <w:sz w:val="16"/>
+              </w:rPr>
+              <w:t xml:space="preserve"> </w:t>
+            </w:r>
+            <w:proofErr w:type="spellStart"/>
+            <w:r>
+              <w:rPr>
+                <w:sz w:val="16"/>
+              </w:rPr>
+              <w:t>работников</w:t>
+            </w:r>
+            <w:proofErr w:type="spellEnd"/>
           </w:p>
         </w:tc>
         <w:tc>
@@ -692,11 +871,19 @@
             <w:tcW w:w="2160" w:type="dxa"/>
           </w:tcPr>
           <w:p>
+            <w:proofErr w:type="spellStart"/>
             <w:r>
               <w:rPr>
                 <w:sz w:val="16"/>
               </w:rPr>
-              <w:t>чел.</w:t>
+              <w:t>чел</w:t>
+            </w:r>
+            <w:proofErr w:type="spellEnd"/>
+            <w:r>
+              <w:rPr>
+                <w:sz w:val="16"/>
+              </w:rPr>
+              <w:t>.</w:t>
             </w:r>
           </w:p>
         </w:tc>
@@ -740,12 +927,56 @@
             <w:tcW w:w="2160" w:type="dxa"/>
           </w:tcPr>
           <w:p>
+            <w:proofErr w:type="spellStart"/>
             <w:r>
               <w:rPr>
                 <w:sz w:val="16"/>
               </w:rPr>
-              <w:t>Количество проданных продуктов питания</w:t>
+              <w:t>Количество</w:t>
             </w:r>
+            <w:proofErr w:type="spellEnd"/>
+            <w:r>
+              <w:rPr>
+                <w:sz w:val="16"/>
+              </w:rPr>
+              <w:t xml:space="preserve"> </w:t>
+            </w:r>
+            <w:proofErr w:type="spellStart"/>
+            <w:r>
+              <w:rPr>
+                <w:sz w:val="16"/>
+              </w:rPr>
+              <w:t>проданных</w:t>
+            </w:r>
+            <w:proofErr w:type="spellEnd"/>
+            <w:r>
+              <w:rPr>
+                <w:sz w:val="16"/>
+              </w:rPr>
+              <w:t xml:space="preserve"> </w:t>
+            </w:r>
+            <w:proofErr w:type="spellStart"/>
+            <w:r>
+              <w:rPr>
+                <w:sz w:val="16"/>
+              </w:rPr>
+              <w:t>продуктов</w:t>
+            </w:r>
+            <w:proofErr w:type="spellEnd"/>
+            <w:r>
+              <w:rPr>
+                <w:sz w:val="16"/>
+              </w:rPr>
+              <w:t xml:space="preserve"> </w:t>
+            </w:r>
+            <w:proofErr w:type="spellStart"/>
+            <w:r>
+              <w:rPr>
+                <w:sz w:val="16"/>
+              </w:rPr>
+              <w:t>питания</w:t>
+            </w:r>
+            <w:proofErr w:type="spellEnd"/>
           </w:p>
         </w:tc>
         <w:tc>
@@ -753,11 +984,19 @@
             <w:tcW w:w="2160" w:type="dxa"/>
           </w:tcPr>
           <w:p>
+            <w:proofErr w:type="spellStart"/>
             <w:r>
               <w:rPr>
                 <w:sz w:val="16"/>
               </w:rPr>
-              <w:t>шт.</w:t>
+              <w:t>шт</w:t>
+            </w:r>
+            <w:proofErr w:type="spellEnd"/>
+            <w:r>
+              <w:rPr>
+                <w:sz w:val="16"/>
+              </w:rPr>
+              <w:t>.</w:t>
             </w:r>
           </w:p>
         </w:tc>
@@ -779,7 +1018,51 @@
                 <w:szCs w:val="16"/>
                 <w:lang w:val="ru-RU"/>
               </w:rPr>
-              <w:t>питание в столовой по договору с ХелсиФуд</w:t>
+              <w:t xml:space="preserve">питание в столовой по договору с </w:t>
+            </w:r>
+            <w:proofErr w:type="spellStart"/>
+            <w:r>
+              <w:rPr>
+                <w:sz w:val="16"/>
+                <w:szCs w:val="16"/>
+                <w:lang w:val="ru-RU"/>
+              </w:rPr>
+              <w:t>ХелсиФуд</w:t>
+            </w:r>
+            <w:proofErr w:type="spellEnd"/>
+            <w:r>
+              <w:rPr>
+                <w:sz w:val="16"/>
+                <w:szCs w:val="16"/>
+                <w:lang w:val="ru-RU"/>
+              </w:rPr>
+              <w:t xml:space="preserve"> </w:t>
+            </w:r>
+            <w:r>
+              <w:rPr>
+                <w:sz w:val="16"/>
+                <w:szCs w:val="16"/>
+                <w:lang w:val="ru-RU"/>
+              </w:rPr>
+              <w:t xml:space="preserve">(отходы утилизирует </w:t>
+            </w:r>
+            <w:proofErr w:type="spellStart"/>
+            <w:r>
+              <w:rPr>
+                <w:sz w:val="16"/>
+                <w:szCs w:val="16"/>
+                <w:lang w:val="ru-RU"/>
+              </w:rPr>
+              <w:t>стоовая</w:t>
+            </w:r>
+            <w:proofErr w:type="spellEnd"/>
+            <w:r>
+              <w:rPr>
+                <w:sz w:val="16"/>
+                <w:szCs w:val="16"/>
+                <w:lang w:val="ru-RU"/>
+              </w:rPr>
+              <w:t>)</w:t>
             </w:r>
           </w:p>
         </w:tc>
@@ -803,12 +1086,28 @@
             <w:tcW w:w="2160" w:type="dxa"/>
           </w:tcPr>
           <w:p>
+            <w:proofErr w:type="spellStart"/>
             <w:r>
               <w:rPr>
                 <w:sz w:val="16"/>
               </w:rPr>
-              <w:t>Израсходованная дрова</w:t>
+              <w:t>Израсходованная</w:t>
             </w:r>
+            <w:proofErr w:type="spellEnd"/>
+            <w:r>
+              <w:rPr>
+                <w:sz w:val="16"/>
+              </w:rPr>
+              <w:t xml:space="preserve"> </w:t>
+            </w:r>
+            <w:proofErr w:type="spellStart"/>
+            <w:r>
+              <w:rPr>
+                <w:sz w:val="16"/>
+              </w:rPr>
+              <w:t>дрова</w:t>
+            </w:r>
+            <w:proofErr w:type="spellEnd"/>
           </w:p>
         </w:tc>
         <w:tc>
@@ -857,12 +1156,42 @@
             <w:tcW w:w="2160" w:type="dxa"/>
           </w:tcPr>
           <w:p>
+            <w:proofErr w:type="spellStart"/>
             <w:r>
               <w:rPr>
                 <w:sz w:val="16"/>
               </w:rPr>
-              <w:t>Количество автомоек в день</w:t>
+              <w:t>Количество</w:t>
             </w:r>
+            <w:proofErr w:type="spellEnd"/>
+            <w:r>
+              <w:rPr>
+                <w:sz w:val="16"/>
+              </w:rPr>
+              <w:t xml:space="preserve"> </w:t>
+            </w:r>
+            <w:proofErr w:type="spellStart"/>
+            <w:r>
+              <w:rPr>
+                <w:sz w:val="16"/>
+              </w:rPr>
+              <w:t>автомоек</w:t>
+            </w:r>
+            <w:proofErr w:type="spellEnd"/>
+            <w:r>
+              <w:rPr>
+                <w:sz w:val="16"/>
+              </w:rPr>
+              <w:t xml:space="preserve"> в </w:t>
+            </w:r>
+            <w:proofErr w:type="spellStart"/>
+            <w:r>
+              <w:rPr>
+                <w:sz w:val="16"/>
+              </w:rPr>
+              <w:t>день</w:t>
+            </w:r>
+            <w:proofErr w:type="spellEnd"/>
           </w:p>
         </w:tc>
         <w:tc>
@@ -870,11 +1199,19 @@
             <w:tcW w:w="2160" w:type="dxa"/>
           </w:tcPr>
           <w:p>
+            <w:proofErr w:type="spellStart"/>
             <w:r>
               <w:rPr>
                 <w:sz w:val="16"/>
               </w:rPr>
-              <w:t>шт.</w:t>
+              <w:t>шт</w:t>
+            </w:r>
+            <w:proofErr w:type="spellEnd"/>
+            <w:r>
+              <w:rPr>
+                <w:sz w:val="16"/>
+              </w:rPr>
+              <w:t>.</w:t>
             </w:r>
           </w:p>
         </w:tc>
@@ -911,12 +1248,28 @@
             <w:tcW w:w="2160" w:type="dxa"/>
           </w:tcPr>
           <w:p>
+            <w:proofErr w:type="spellStart"/>
             <w:r>
               <w:rPr>
                 <w:sz w:val="16"/>
               </w:rPr>
-              <w:t>Производственные отходы</w:t>
+              <w:t>Производственные</w:t>
             </w:r>
+            <w:proofErr w:type="spellEnd"/>
+            <w:r>
+              <w:rPr>
+                <w:sz w:val="16"/>
+              </w:rPr>
+              <w:t xml:space="preserve"> </w:t>
+            </w:r>
+            <w:proofErr w:type="spellStart"/>
+            <w:r>
+              <w:rPr>
+                <w:sz w:val="16"/>
+              </w:rPr>
+              <w:t>отходы</w:t>
+            </w:r>
+            <w:proofErr w:type="spellEnd"/>
           </w:p>
         </w:tc>
         <w:tc>
@@ -924,12 +1277,14 @@
             <w:tcW w:w="2160" w:type="dxa"/>
           </w:tcPr>
           <w:p>
+            <w:proofErr w:type="spellStart"/>
             <w:r>
               <w:rPr>
                 <w:sz w:val="16"/>
               </w:rPr>
               <w:t>тн</w:t>
             </w:r>
+            <w:proofErr w:type="spellEnd"/>
           </w:p>
         </w:tc>
         <w:tc>
@@ -950,7 +1305,7 @@
                 <w:szCs w:val="16"/>
                 <w:lang w:val="ru-RU"/>
               </w:rPr>
-              <w:t>15</w:t>
+              <w:t>0,84</w:t>
             </w:r>
           </w:p>
         </w:tc>
@@ -1040,12 +1395,28 @@
             <w:tcW w:w="2160" w:type="dxa"/>
           </w:tcPr>
           <w:p>
+            <w:proofErr w:type="spellStart"/>
             <w:r>
               <w:rPr>
                 <w:sz w:val="16"/>
               </w:rPr>
-              <w:t>Использованный цемент</w:t>
+              <w:t>Использованный</w:t>
             </w:r>
+            <w:proofErr w:type="spellEnd"/>
+            <w:r>
+              <w:rPr>
+                <w:sz w:val="16"/>
+              </w:rPr>
+              <w:t xml:space="preserve"> </w:t>
+            </w:r>
+            <w:proofErr w:type="spellStart"/>
+            <w:r>
+              <w:rPr>
+                <w:sz w:val="16"/>
+              </w:rPr>
+              <w:t>цемент</w:t>
+            </w:r>
+            <w:proofErr w:type="spellEnd"/>
           </w:p>
         </w:tc>
         <w:tc>
@@ -1053,12 +1424,14 @@
             <w:tcW w:w="2160" w:type="dxa"/>
           </w:tcPr>
           <w:p>
+            <w:proofErr w:type="spellStart"/>
             <w:r>
               <w:rPr>
                 <w:sz w:val="16"/>
               </w:rPr>
               <w:t>тн</w:t>
             </w:r>
+            <w:proofErr w:type="spellEnd"/>
           </w:p>
         </w:tc>
         <w:tc>
@@ -1079,7 +1452,7 @@
                 <w:szCs w:val="16"/>
                 <w:lang w:val="ru-RU"/>
               </w:rPr>
-              <w:t>Бетонная смесь с РБУ</w:t>
+              <w:t>43</w:t>
             </w:r>
           </w:p>
         </w:tc>
@@ -1103,12 +1476,28 @@
             <w:tcW w:w="2160" w:type="dxa"/>
           </w:tcPr>
           <w:p>
+            <w:proofErr w:type="spellStart"/>
             <w:r>
               <w:rPr>
                 <w:sz w:val="16"/>
               </w:rPr>
-              <w:t>Очищенная фасоль</w:t>
+              <w:t>Очищенная</w:t>
             </w:r>
+            <w:proofErr w:type="spellEnd"/>
+            <w:r>
+              <w:rPr>
+                <w:sz w:val="16"/>
+              </w:rPr>
+              <w:t xml:space="preserve"> </w:t>
+            </w:r>
+            <w:proofErr w:type="spellStart"/>
+            <w:r>
+              <w:rPr>
+                <w:sz w:val="16"/>
+              </w:rPr>
+              <w:t>фасоль</w:t>
+            </w:r>
+            <w:proofErr w:type="spellEnd"/>
           </w:p>
         </w:tc>
         <w:tc>
@@ -1116,12 +1505,14 @@
             <w:tcW w:w="2160" w:type="dxa"/>
           </w:tcPr>
           <w:p>
+            <w:proofErr w:type="spellStart"/>
             <w:r>
               <w:rPr>
                 <w:sz w:val="16"/>
               </w:rPr>
               <w:t>тн</w:t>
             </w:r>
+            <w:proofErr w:type="spellEnd"/>
           </w:p>
         </w:tc>
         <w:tc>
@@ -1149,6 +1540,7 @@
           <w:lang w:val="ru-RU"/>
         </w:rPr>
       </w:pPr>
+      <w:proofErr w:type="gramStart"/>
       <w:r>
         <w:rPr>
           <w:sz w:val="20"/>
@@ -1163,8 +1555,27 @@
           <w:szCs w:val="20"/>
           <w:lang w:val="ru-RU"/>
         </w:rPr>
-        <w:t>: _________________ Громыко С.С.</w:t>
+        <w:t>:</w:t>
       </w:r>
+      <w:proofErr w:type="gramEnd"/>
+      <w:r>
+        <w:rPr>
+          <w:sz w:val="20"/>
+          <w:szCs w:val="20"/>
+          <w:lang w:val="ru-RU"/>
+        </w:rPr>
+        <w:t xml:space="preserve"> _________________ Громыко </w:t>
+      </w:r>
+      <w:proofErr w:type="gramStart"/>
+      <w:r>
+        <w:rPr>
+          <w:sz w:val="20"/>
+          <w:szCs w:val="20"/>
+          <w:lang w:val="ru-RU"/>
+        </w:rPr>
+        <w:t>С.С.</w:t>
+      </w:r>
+      <w:proofErr w:type="gramEnd"/>
     </w:p>
     <w:p>
       <w:pPr>
@@ -1271,7 +1682,25 @@
           <w:szCs w:val="20"/>
           <w:lang w:val="ru-RU"/>
         </w:rPr>
-        <w:t>Банк: Филиал «Мбанк Азия Молл» ОАО «МБАНК»</w:t>
+        <w:t>Банк: Филиал «</w:t>
+      </w:r>
+      <w:proofErr w:type="spellStart"/>
+      <w:r>
+        <w:rPr>
+          <w:sz w:val="20"/>
+          <w:szCs w:val="20"/>
+          <w:lang w:val="ru-RU"/>
+        </w:rPr>
+        <w:t>Мбанк</w:t>
+      </w:r>
+      <w:proofErr w:type="spellEnd"/>
+      <w:r>
+        <w:rPr>
+          <w:sz w:val="20"/>
+          <w:szCs w:val="20"/>
+          <w:lang w:val="ru-RU"/>
+        </w:rPr>
+        <w:t xml:space="preserve"> Азия Молл» ОАО «МБАНК»</w:t>
       </w:r>
     </w:p>
     <w:p>
@@ -1290,12 +1719,21 @@
         </w:rPr>
         <w:t xml:space="preserve">Адрес: КР, г. Бишкек, пр. </w:t>
       </w:r>
+      <w:proofErr w:type="spellStart"/>
       <w:r>
         <w:rPr>
           <w:sz w:val="20"/>
           <w:szCs w:val="20"/>
         </w:rPr>
-        <w:t>Чынгыза Айтматова, д. 37/1, 720044</w:t>
+        <w:t>Чынгыза</w:t>
+      </w:r>
+      <w:proofErr w:type="spellEnd"/>
+      <w:r>
+        <w:rPr>
+          <w:sz w:val="20"/>
+          <w:szCs w:val="20"/>
+        </w:rPr>
+        <w:t xml:space="preserve"> Айтматова, д. 37/1, 720044</w:t>
       </w:r>
     </w:p>
     <w:p>
@@ -1306,12 +1744,21 @@
           <w:szCs w:val="20"/>
         </w:rPr>
       </w:pPr>
+      <w:proofErr w:type="spellStart"/>
       <w:r>
         <w:rPr>
           <w:sz w:val="20"/>
           <w:szCs w:val="20"/>
         </w:rPr>
-        <w:t>Тел: +996 555 350 874</w:t>
+        <w:t>Тел</w:t>
+      </w:r>
+      <w:proofErr w:type="spellEnd"/>
+      <w:r>
+        <w:rPr>
+          <w:sz w:val="20"/>
+          <w:szCs w:val="20"/>
+        </w:rPr>
+        <w:t>: +996 555 350 874</w:t>
       </w:r>
     </w:p>
     <w:sectPr>
